--- a/manuscript/ms.docx
+++ b/manuscript/ms.docx
@@ -663,7 +663,7 @@
         <w:t xml:space="preserve">Word Count</w:t>
       </w:r>
       <w:r>
-        <w:t xml:space="preserve">: 13203</w:t>
+        <w:t xml:space="preserve">: 13201</w:t>
       </w:r>
     </w:p>
     <w:p>
@@ -5272,6 +5272,11 @@
     </w:p>
     <w:bookmarkEnd w:id="84"/>
     <w:p>
+      <w:r>
+        <w:br w:type="page"/>
+      </w:r>
+    </w:p>
+    <w:p>
       <w:pPr>
         <w:pStyle w:val="Heading4"/>
         <w:rPr>
@@ -5517,7 +5522,7 @@
       <w:r>
         <w:drawing>
           <wp:inline>
-            <wp:extent cx="5504749" cy="4403799"/>
+            <wp:extent cx="5943600" cy="4754880"/>
             <wp:effectExtent b="0" l="0" r="0" t="0"/>
             <wp:docPr descr="" title="" id="87" name="Picture"/>
             <a:graphic>
@@ -5538,7 +5543,7 @@
                   <pic:spPr bwMode="auto">
                     <a:xfrm>
                       <a:off x="0" y="0"/>
-                      <a:ext cx="5504749" cy="4403799"/>
+                      <a:ext cx="5943600" cy="4754880"/>
                     </a:xfrm>
                     <a:prstGeom prst="rect">
                       <a:avLst/>
@@ -7258,18 +7263,18 @@
               <w:pStyle w:val="Compact"/>
             </w:pPr>
             <w:r>
-              <w:t xml:space="preserve">0.304</w:t>
-            </w:r>
-          </w:p>
-        </w:tc>
-        <w:tc>
-          <w:tcPr/>
-          <w:p>
-            <w:pPr>
-              <w:pStyle w:val="Compact"/>
-            </w:pPr>
-            <w:r>
-              <w:t xml:space="preserve">[0.252, 0.365]</w:t>
+              <w:t xml:space="preserve">0.306</w:t>
+            </w:r>
+          </w:p>
+        </w:tc>
+        <w:tc>
+          <w:tcPr/>
+          <w:p>
+            <w:pPr>
+              <w:pStyle w:val="Compact"/>
+            </w:pPr>
+            <w:r>
+              <w:t xml:space="preserve">[0.253, 0.365]</w:t>
             </w:r>
           </w:p>
         </w:tc>
@@ -7293,18 +7298,18 @@
               <w:pStyle w:val="Compact"/>
             </w:pPr>
             <w:r>
-              <w:t xml:space="preserve">0.348</w:t>
-            </w:r>
-          </w:p>
-        </w:tc>
-        <w:tc>
-          <w:tcPr/>
-          <w:p>
-            <w:pPr>
-              <w:pStyle w:val="Compact"/>
-            </w:pPr>
-            <w:r>
-              <w:t xml:space="preserve">[0.302, 0.4]</w:t>
+              <w:t xml:space="preserve">0.349</w:t>
+            </w:r>
+          </w:p>
+        </w:tc>
+        <w:tc>
+          <w:tcPr/>
+          <w:p>
+            <w:pPr>
+              <w:pStyle w:val="Compact"/>
+            </w:pPr>
+            <w:r>
+              <w:t xml:space="preserve">[0.305, 0.399]</w:t>
             </w:r>
           </w:p>
         </w:tc>
@@ -8134,29 +8139,29 @@
               <w:pStyle w:val="Compact"/>
             </w:pPr>
             <w:r>
-              <w:t xml:space="preserve">0.044</w:t>
-            </w:r>
-          </w:p>
-        </w:tc>
-        <w:tc>
-          <w:tcPr/>
-          <w:p>
-            <w:pPr>
-              <w:pStyle w:val="Compact"/>
-            </w:pPr>
-            <w:r>
-              <w:t xml:space="preserve">[-0.031, 0.115]</w:t>
-            </w:r>
-          </w:p>
-        </w:tc>
-        <w:tc>
-          <w:tcPr/>
-          <w:p>
-            <w:pPr>
-              <w:pStyle w:val="Compact"/>
-            </w:pPr>
-            <w:r>
-              <w:t xml:space="preserve">0.88</w:t>
+              <w:t xml:space="preserve">0.043</w:t>
+            </w:r>
+          </w:p>
+        </w:tc>
+        <w:tc>
+          <w:tcPr/>
+          <w:p>
+            <w:pPr>
+              <w:pStyle w:val="Compact"/>
+            </w:pPr>
+            <w:r>
+              <w:t xml:space="preserve">[-0.034, 0.117]</w:t>
+            </w:r>
+          </w:p>
+        </w:tc>
+        <w:tc>
+          <w:tcPr/>
+          <w:p>
+            <w:pPr>
+              <w:pStyle w:val="Compact"/>
+            </w:pPr>
+            <w:r>
+              <w:t xml:space="preserve">0.87</w:t>
             </w:r>
           </w:p>
         </w:tc>
@@ -8209,7 +8214,7 @@
         <w:t xml:space="preserve"> </w:t>
       </w:r>
       <w:r>
-        <w:t xml:space="preserve">factor (Mean column). The difference between the fluent and disfluent conditions is 0.044, indicating that participants who watched a fluent instructor scored, on average, approximately 4.4 percentage points higher on the final recall test than those who watched a disfluent instructor. However, the 95% credible interval spans from -0.031 to 0.115, suggesting we cannot rule out the possibility of a null or weakly negative effect. The pd of 0.88indicates that 87% of the posterior distribution is positive, with the remaining 13% consistent with a null or negative effect. In the basic regression model above, the ROPE value was extracted using the {bayestestR} package.</w:t>
+        <w:t xml:space="preserve">factor (Mean column). The difference between the fluent and disfluent conditions is 0.044, indicating that participants who watched a fluent instructor scored, on average, approximately 4.4 percentage points higher on the final recall test than those who watched a disfluent instructor. However, the 95% credible interval spans from -0.034 to 0.117, suggesting we cannot rule out the possibility of a null or weakly negative effect. The pd of 0.87indicates that 87% of the posterior distribution is positive, with the remaining 13% consistent with a null or negative effect. In the basic regression model above, the ROPE value was extracted using the {bayestestR} package.</w:t>
       </w:r>
     </w:p>
     <w:tbl>
@@ -11014,29 +11019,29 @@
               <w:pStyle w:val="Compact"/>
             </w:pPr>
             <w:r>
-              <w:t xml:space="preserve">0.043</w:t>
-            </w:r>
-          </w:p>
-        </w:tc>
-        <w:tc>
-          <w:tcPr/>
-          <w:p>
-            <w:pPr>
-              <w:pStyle w:val="Compact"/>
-            </w:pPr>
-            <w:r>
-              <w:t xml:space="preserve">[-0.033, 0.116]</w:t>
-            </w:r>
-          </w:p>
-        </w:tc>
-        <w:tc>
-          <w:tcPr/>
-          <w:p>
-            <w:pPr>
-              <w:pStyle w:val="Compact"/>
-            </w:pPr>
-            <w:r>
-              <w:t xml:space="preserve">0.871</w:t>
+              <w:t xml:space="preserve">0.044</w:t>
+            </w:r>
+          </w:p>
+        </w:tc>
+        <w:tc>
+          <w:tcPr/>
+          <w:p>
+            <w:pPr>
+              <w:pStyle w:val="Compact"/>
+            </w:pPr>
+            <w:r>
+              <w:t xml:space="preserve">[-0.028, 0.118]</w:t>
+            </w:r>
+          </w:p>
+        </w:tc>
+        <w:tc>
+          <w:tcPr/>
+          <w:p>
+            <w:pPr>
+              <w:pStyle w:val="Compact"/>
+            </w:pPr>
+            <w:r>
+              <w:t xml:space="preserve">0.884</w:t>
             </w:r>
           </w:p>
         </w:tc>
@@ -11175,18 +11180,18 @@
               <w:pStyle w:val="Compact"/>
             </w:pPr>
             <w:r>
-              <w:t xml:space="preserve">[-0.917, 6.618]</w:t>
-            </w:r>
-          </w:p>
-        </w:tc>
-        <w:tc>
-          <w:tcPr/>
-          <w:p>
-            <w:pPr>
-              <w:pStyle w:val="Compact"/>
-            </w:pPr>
-            <w:r>
-              <w:t xml:space="preserve">0.928</w:t>
+              <w:t xml:space="preserve">[-0.763, 6.625]</w:t>
+            </w:r>
+          </w:p>
+        </w:tc>
+        <w:tc>
+          <w:tcPr/>
+          <w:p>
+            <w:pPr>
+              <w:pStyle w:val="Compact"/>
+            </w:pPr>
+            <w:r>
+              <w:t xml:space="preserve">0.934</w:t>
             </w:r>
           </w:p>
         </w:tc>
@@ -13915,18 +13920,18 @@
               <w:pStyle w:val="Compact"/>
             </w:pPr>
             <w:r>
-              <w:t xml:space="preserve">[-0.016, 0.136]</w:t>
-            </w:r>
-          </w:p>
-        </w:tc>
-        <w:tc>
-          <w:tcPr/>
-          <w:p>
-            <w:pPr>
-              <w:pStyle w:val="Compact"/>
-            </w:pPr>
-            <w:r>
-              <w:t xml:space="preserve">0.941</w:t>
+              <w:t xml:space="preserve">[-0.015, 0.137]</w:t>
+            </w:r>
+          </w:p>
+        </w:tc>
+        <w:tc>
+          <w:tcPr/>
+          <w:p>
+            <w:pPr>
+              <w:pStyle w:val="Compact"/>
+            </w:pPr>
+            <w:r>
+              <w:t xml:space="preserve">0.944</w:t>
             </w:r>
           </w:p>
         </w:tc>
@@ -14130,7 +14135,7 @@
               <w:pStyle w:val="Compact"/>
             </w:pPr>
             <w:r>
-              <w:t xml:space="preserve">[-3.56, -2.42]</w:t>
+              <w:t xml:space="preserve">[-3.57, -2.41]</w:t>
             </w:r>
           </w:p>
         </w:tc>
@@ -14165,7 +14170,7 @@
               <w:pStyle w:val="Compact"/>
             </w:pPr>
             <w:r>
-              <w:t xml:space="preserve">[1.65, 2.07]</w:t>
+              <w:t xml:space="preserve">[1.64, 2.08]</w:t>
             </w:r>
           </w:p>
         </w:tc>
@@ -14612,18 +14617,18 @@
     <w:tbl>
       <w:tblPr>
         <w:tblStyle w:val="Table"/>
-        <w:tblW w:type="pct" w:w="4813"/>
+        <w:tblW w:type="pct" w:w="4815"/>
         <w:tblLayout w:type="fixed"/>
         <w:tblLook w:firstRow="1" w:lastRow="0" w:firstColumn="0" w:lastColumn="0" w:noHBand="0" w:noVBand="0" w:val="0020"/>
       </w:tblPr>
       <w:tblGrid>
-        <w:gridCol w:w="1063"/>
-        <w:gridCol w:w="531"/>
-        <w:gridCol w:w="1122"/>
-        <w:gridCol w:w="1241"/>
-        <w:gridCol w:w="1241"/>
-        <w:gridCol w:w="1241"/>
-        <w:gridCol w:w="1182"/>
+        <w:gridCol w:w="1056"/>
+        <w:gridCol w:w="528"/>
+        <w:gridCol w:w="1114"/>
+        <w:gridCol w:w="1232"/>
+        <w:gridCol w:w="1232"/>
+        <w:gridCol w:w="1232"/>
+        <w:gridCol w:w="1232"/>
       </w:tblGrid>
       <w:tr>
         <w:trPr>
@@ -14748,40 +14753,40 @@
               <w:pStyle w:val="Compact"/>
             </w:pPr>
             <w:r>
-              <w:t xml:space="preserve">-0.829</w:t>
-            </w:r>
-          </w:p>
-        </w:tc>
-        <w:tc>
-          <w:tcPr/>
-          <w:p>
-            <w:pPr>
-              <w:pStyle w:val="Compact"/>
-            </w:pPr>
-            <w:r>
-              <w:t xml:space="preserve">-0.828</w:t>
-            </w:r>
-          </w:p>
-        </w:tc>
-        <w:tc>
-          <w:tcPr/>
-          <w:p>
-            <w:pPr>
-              <w:pStyle w:val="Compact"/>
-            </w:pPr>
-            <w:r>
-              <w:t xml:space="preserve">-0.828</w:t>
-            </w:r>
-          </w:p>
-        </w:tc>
-        <w:tc>
-          <w:tcPr/>
-          <w:p>
-            <w:pPr>
-              <w:pStyle w:val="Compact"/>
-            </w:pPr>
-            <w:r>
-              <w:t xml:space="preserve">-0.864</w:t>
+              <w:t xml:space="preserve">-0.824</w:t>
+            </w:r>
+          </w:p>
+        </w:tc>
+        <w:tc>
+          <w:tcPr/>
+          <w:p>
+            <w:pPr>
+              <w:pStyle w:val="Compact"/>
+            </w:pPr>
+            <w:r>
+              <w:t xml:space="preserve">-0.830</w:t>
+            </w:r>
+          </w:p>
+        </w:tc>
+        <w:tc>
+          <w:tcPr/>
+          <w:p>
+            <w:pPr>
+              <w:pStyle w:val="Compact"/>
+            </w:pPr>
+            <w:r>
+              <w:t xml:space="preserve">-0.831</w:t>
+            </w:r>
+          </w:p>
+        </w:tc>
+        <w:tc>
+          <w:tcPr/>
+          <w:p>
+            <w:pPr>
+              <w:pStyle w:val="Compact"/>
+            </w:pPr>
+            <w:r>
+              <w:t xml:space="preserve">-0.866</w:t>
             </w:r>
           </w:p>
         </w:tc>
@@ -14836,7 +14841,7 @@
                 <w:i/>
                 <w:iCs/>
               </w:rPr>
-              <w:t xml:space="preserve">[-1.089, -0.554]</w:t>
+              <w:t xml:space="preserve">[-1.082, -0.553]</w:t>
             </w:r>
           </w:p>
         </w:tc>
@@ -14851,7 +14856,7 @@
                 <w:i/>
                 <w:iCs/>
               </w:rPr>
-              <w:t xml:space="preserve">[-1.092, -0.557]</w:t>
+              <w:t xml:space="preserve">[-1.083, -0.557]</w:t>
             </w:r>
           </w:p>
         </w:tc>
@@ -14866,7 +14871,7 @@
                 <w:i/>
                 <w:iCs/>
               </w:rPr>
-              <w:t xml:space="preserve">[-1.091, -0.558]</w:t>
+              <w:t xml:space="preserve">[-1.096, -0.568]</w:t>
             </w:r>
           </w:p>
         </w:tc>
@@ -14881,7 +14886,7 @@
                 <w:i/>
                 <w:iCs/>
               </w:rPr>
-              <w:t xml:space="preserve">[-1.114, -0.6]</w:t>
+              <w:t xml:space="preserve">[-1.123, -0.614]</w:t>
             </w:r>
           </w:p>
         </w:tc>
@@ -15007,17 +15012,6 @@
               <w:pStyle w:val="Compact"/>
             </w:pPr>
             <w:r>
-              <w:t xml:space="preserve">0.201</w:t>
-            </w:r>
-          </w:p>
-        </w:tc>
-        <w:tc>
-          <w:tcPr/>
-          <w:p>
-            <w:pPr>
-              <w:pStyle w:val="Compact"/>
-            </w:pPr>
-            <w:r>
               <w:t xml:space="preserve">0.199</w:t>
             </w:r>
           </w:p>
@@ -15029,18 +15023,29 @@
               <w:pStyle w:val="Compact"/>
             </w:pPr>
             <w:r>
-              <w:t xml:space="preserve">0.202</w:t>
-            </w:r>
-          </w:p>
-        </w:tc>
-        <w:tc>
-          <w:tcPr/>
-          <w:p>
-            <w:pPr>
-              <w:pStyle w:val="Compact"/>
-            </w:pPr>
-            <w:r>
-              <w:t xml:space="preserve">0.260</w:t>
+              <w:t xml:space="preserve">0.204</w:t>
+            </w:r>
+          </w:p>
+        </w:tc>
+        <w:tc>
+          <w:tcPr/>
+          <w:p>
+            <w:pPr>
+              <w:pStyle w:val="Compact"/>
+            </w:pPr>
+            <w:r>
+              <w:t xml:space="preserve">0.203</w:t>
+            </w:r>
+          </w:p>
+        </w:tc>
+        <w:tc>
+          <w:tcPr/>
+          <w:p>
+            <w:pPr>
+              <w:pStyle w:val="Compact"/>
+            </w:pPr>
+            <w:r>
+              <w:t xml:space="preserve">0.262</w:t>
             </w:r>
           </w:p>
         </w:tc>
@@ -15095,7 +15100,7 @@
                 <w:i/>
                 <w:iCs/>
               </w:rPr>
-              <w:t xml:space="preserve">[-0.138, 0.528]</w:t>
+              <w:t xml:space="preserve">[-0.154, 0.54]</w:t>
             </w:r>
           </w:p>
         </w:tc>
@@ -15110,7 +15115,7 @@
                 <w:i/>
                 <w:iCs/>
               </w:rPr>
-              <w:t xml:space="preserve">[-0.15, 0.535]</w:t>
+              <w:t xml:space="preserve">[-0.126, 0.538]</w:t>
             </w:r>
           </w:p>
         </w:tc>
@@ -15125,7 +15130,7 @@
                 <w:i/>
                 <w:iCs/>
               </w:rPr>
-              <w:t xml:space="preserve">[-0.151, 0.549]</w:t>
+              <w:t xml:space="preserve">[-0.144, 0.536]</w:t>
             </w:r>
           </w:p>
         </w:tc>
@@ -15140,7 +15145,7 @@
                 <w:i/>
                 <w:iCs/>
               </w:rPr>
-              <w:t xml:space="preserve">[-0.069, 0.593]</w:t>
+              <w:t xml:space="preserve">[-0.064, 0.596]</w:t>
             </w:r>
           </w:p>
         </w:tc>
@@ -15191,7 +15196,7 @@
                 <w:i/>
                 <w:iCs/>
               </w:rPr>
-              <w:t xml:space="preserve">0.876</w:t>
+              <w:t xml:space="preserve">0.872</w:t>
             </w:r>
           </w:p>
         </w:tc>
@@ -15206,7 +15211,7 @@
                 <w:i/>
                 <w:iCs/>
               </w:rPr>
-              <w:t xml:space="preserve">0.871</w:t>
+              <w:t xml:space="preserve">0.884</w:t>
             </w:r>
           </w:p>
         </w:tc>
@@ -15221,7 +15226,7 @@
                 <w:i/>
                 <w:iCs/>
               </w:rPr>
-              <w:t xml:space="preserve">0.880</w:t>
+              <w:t xml:space="preserve">0.881</w:t>
             </w:r>
           </w:p>
         </w:tc>
@@ -15236,7 +15241,7 @@
                 <w:i/>
                 <w:iCs/>
               </w:rPr>
-              <w:t xml:space="preserve">0.941</w:t>
+              <w:t xml:space="preserve">0.944</w:t>
             </w:r>
           </w:p>
         </w:tc>
@@ -15522,40 +15527,40 @@
               <w:pStyle w:val="Compact"/>
             </w:pPr>
             <w:r>
-              <w:t xml:space="preserve">1.604</w:t>
-            </w:r>
-          </w:p>
-        </w:tc>
-        <w:tc>
-          <w:tcPr/>
-          <w:p>
-            <w:pPr>
-              <w:pStyle w:val="Compact"/>
-            </w:pPr>
-            <w:r>
-              <w:t xml:space="preserve">1.603</w:t>
-            </w:r>
-          </w:p>
-        </w:tc>
-        <w:tc>
-          <w:tcPr/>
-          <w:p>
-            <w:pPr>
-              <w:pStyle w:val="Compact"/>
-            </w:pPr>
-            <w:r>
-              <w:t xml:space="preserve">1.595</w:t>
-            </w:r>
-          </w:p>
-        </w:tc>
-        <w:tc>
-          <w:tcPr/>
-          <w:p>
-            <w:pPr>
-              <w:pStyle w:val="Compact"/>
-            </w:pPr>
-            <w:r>
-              <w:t xml:space="preserve">1.622</w:t>
+              <w:t xml:space="preserve">1.592</w:t>
+            </w:r>
+          </w:p>
+        </w:tc>
+        <w:tc>
+          <w:tcPr/>
+          <w:p>
+            <w:pPr>
+              <w:pStyle w:val="Compact"/>
+            </w:pPr>
+            <w:r>
+              <w:t xml:space="preserve">1.599</w:t>
+            </w:r>
+          </w:p>
+        </w:tc>
+        <w:tc>
+          <w:tcPr/>
+          <w:p>
+            <w:pPr>
+              <w:pStyle w:val="Compact"/>
+            </w:pPr>
+            <w:r>
+              <w:t xml:space="preserve">1.602</w:t>
+            </w:r>
+          </w:p>
+        </w:tc>
+        <w:tc>
+          <w:tcPr/>
+          <w:p>
+            <w:pPr>
+              <w:pStyle w:val="Compact"/>
+            </w:pPr>
+            <w:r>
+              <w:t xml:space="preserve">1.615</w:t>
             </w:r>
           </w:p>
         </w:tc>
@@ -15610,7 +15615,7 @@
                 <w:i/>
                 <w:iCs/>
               </w:rPr>
-              <w:t xml:space="preserve">[1.173, 1.98]</w:t>
+              <w:t xml:space="preserve">[1.171, 1.985]</w:t>
             </w:r>
           </w:p>
         </w:tc>
@@ -15625,7 +15630,7 @@
                 <w:i/>
                 <w:iCs/>
               </w:rPr>
-              <w:t xml:space="preserve">[1.196, 1.99]</w:t>
+              <w:t xml:space="preserve">[1.187, 1.972]</w:t>
             </w:r>
           </w:p>
         </w:tc>
@@ -15640,7 +15645,7 @@
                 <w:i/>
                 <w:iCs/>
               </w:rPr>
-              <w:t xml:space="preserve">[1.18, 1.963]</w:t>
+              <w:t xml:space="preserve">[1.181, 1.992]</w:t>
             </w:r>
           </w:p>
         </w:tc>
@@ -15655,7 +15660,7 @@
                 <w:i/>
                 <w:iCs/>
               </w:rPr>
-              <w:t xml:space="preserve">[1.23, 1.995]</w:t>
+              <w:t xml:space="preserve">[1.207, 1.987]</w:t>
             </w:r>
           </w:p>
         </w:tc>
@@ -15778,40 +15783,40 @@
               <w:pStyle w:val="Compact"/>
             </w:pPr>
             <w:r>
-              <w:t xml:space="preserve">0.421</w:t>
-            </w:r>
-          </w:p>
-        </w:tc>
-        <w:tc>
-          <w:tcPr/>
-          <w:p>
-            <w:pPr>
-              <w:pStyle w:val="Compact"/>
-            </w:pPr>
-            <w:r>
-              <w:t xml:space="preserve">0.427</w:t>
-            </w:r>
-          </w:p>
-        </w:tc>
-        <w:tc>
-          <w:tcPr/>
-          <w:p>
-            <w:pPr>
-              <w:pStyle w:val="Compact"/>
-            </w:pPr>
-            <w:r>
-              <w:t xml:space="preserve">0.432</w:t>
-            </w:r>
-          </w:p>
-        </w:tc>
-        <w:tc>
-          <w:tcPr/>
-          <w:p>
-            <w:pPr>
-              <w:pStyle w:val="Compact"/>
-            </w:pPr>
-            <w:r>
-              <w:t xml:space="preserve">0.394</w:t>
+              <w:t xml:space="preserve">0.433</w:t>
+            </w:r>
+          </w:p>
+        </w:tc>
+        <w:tc>
+          <w:tcPr/>
+          <w:p>
+            <w:pPr>
+              <w:pStyle w:val="Compact"/>
+            </w:pPr>
+            <w:r>
+              <w:t xml:space="preserve">0.429</w:t>
+            </w:r>
+          </w:p>
+        </w:tc>
+        <w:tc>
+          <w:tcPr/>
+          <w:p>
+            <w:pPr>
+              <w:pStyle w:val="Compact"/>
+            </w:pPr>
+            <w:r>
+              <w:t xml:space="preserve">0.423</w:t>
+            </w:r>
+          </w:p>
+        </w:tc>
+        <w:tc>
+          <w:tcPr/>
+          <w:p>
+            <w:pPr>
+              <w:pStyle w:val="Compact"/>
+            </w:pPr>
+            <w:r>
+              <w:t xml:space="preserve">0.405</w:t>
             </w:r>
           </w:p>
         </w:tc>
@@ -15866,7 +15871,7 @@
                 <w:i/>
                 <w:iCs/>
               </w:rPr>
-              <w:t xml:space="preserve">[-0.151, 0.989]</w:t>
+              <w:t xml:space="preserve">[-0.143, 1.011]</w:t>
             </w:r>
           </w:p>
         </w:tc>
@@ -15881,7 +15886,7 @@
                 <w:i/>
                 <w:iCs/>
               </w:rPr>
-              <w:t xml:space="preserve">[-0.154, 0.997]</w:t>
+              <w:t xml:space="preserve">[-0.13, 0.999]</w:t>
             </w:r>
           </w:p>
         </w:tc>
@@ -15896,7 +15901,7 @@
                 <w:i/>
                 <w:iCs/>
               </w:rPr>
-              <w:t xml:space="preserve">[-0.151, 1.02]</w:t>
+              <w:t xml:space="preserve">[-0.163, 1.017]</w:t>
             </w:r>
           </w:p>
         </w:tc>
@@ -15911,7 +15916,7 @@
                 <w:i/>
                 <w:iCs/>
               </w:rPr>
-              <w:t xml:space="preserve">[-0.179, 0.97]</w:t>
+              <w:t xml:space="preserve">[-0.16, 0.98]</w:t>
             </w:r>
           </w:p>
         </w:tc>
@@ -15966,7 +15971,7 @@
                 <w:i/>
                 <w:iCs/>
               </w:rPr>
-              <w:t xml:space="preserve">0.924</w:t>
+              <w:t xml:space="preserve">0.931</w:t>
             </w:r>
           </w:p>
         </w:tc>
@@ -15981,7 +15986,7 @@
                 <w:i/>
                 <w:iCs/>
               </w:rPr>
-              <w:t xml:space="preserve">0.928</w:t>
+              <w:t xml:space="preserve">0.934</w:t>
             </w:r>
           </w:p>
         </w:tc>
@@ -15996,7 +16001,7 @@
                 <w:i/>
                 <w:iCs/>
               </w:rPr>
-              <w:t xml:space="preserve">0.930</w:t>
+              <w:t xml:space="preserve">0.923</w:t>
             </w:r>
           </w:p>
         </w:tc>
@@ -16011,7 +16016,7 @@
                 <w:i/>
                 <w:iCs/>
               </w:rPr>
-              <w:t xml:space="preserve">0.916</w:t>
+              <w:t xml:space="preserve">0.920</w:t>
             </w:r>
           </w:p>
         </w:tc>
@@ -16054,7 +16059,7 @@
               <w:pStyle w:val="Compact"/>
             </w:pPr>
             <w:r>
-              <w:t xml:space="preserve">-1.673</w:t>
+              <w:t xml:space="preserve">-1.663</w:t>
             </w:r>
           </w:p>
         </w:tc>
@@ -16132,7 +16137,7 @@
                 <w:i/>
                 <w:iCs/>
               </w:rPr>
-              <w:t xml:space="preserve">[-2.441, -1.008]</w:t>
+              <w:t xml:space="preserve">[-2.469, -0.942]</w:t>
             </w:r>
           </w:p>
         </w:tc>
@@ -16301,7 +16306,7 @@
               <w:pStyle w:val="Compact"/>
             </w:pPr>
             <w:r>
-              <w:t xml:space="preserve">-2.149</w:t>
+              <w:t xml:space="preserve">-2.120</w:t>
             </w:r>
           </w:p>
         </w:tc>
@@ -16379,7 +16384,7 @@
                 <w:i/>
                 <w:iCs/>
               </w:rPr>
-              <w:t xml:space="preserve">[-4.637, -0.352]</w:t>
+              <w:t xml:space="preserve">[-4.471, -0.372]</w:t>
             </w:r>
           </w:p>
         </w:tc>
@@ -16475,7 +16480,7 @@
               <w:pStyle w:val="Compact"/>
             </w:pPr>
             <w:r>
-              <w:t xml:space="preserve">_0.993**_</w:t>
+              <w:t xml:space="preserve">_0.991**_</w:t>
             </w:r>
           </w:p>
         </w:tc>
@@ -16552,7 +16557,7 @@
               <w:pStyle w:val="Compact"/>
             </w:pPr>
             <w:r>
-              <w:t xml:space="preserve">-1.551</w:t>
+              <w:t xml:space="preserve">-1.550</w:t>
             </w:r>
           </w:p>
         </w:tc>
@@ -16641,7 +16646,7 @@
                 <w:i/>
                 <w:iCs/>
               </w:rPr>
-              <w:t xml:space="preserve">[-2.303, -0.874]</w:t>
+              <w:t xml:space="preserve">[-2.313, -0.879]</w:t>
             </w:r>
           </w:p>
         </w:tc>
@@ -16799,7 +16804,7 @@
               <w:pStyle w:val="Compact"/>
             </w:pPr>
             <w:r>
-              <w:t xml:space="preserve">-2.236</w:t>
+              <w:t xml:space="preserve">-2.241</w:t>
             </w:r>
           </w:p>
         </w:tc>
@@ -16888,7 +16893,7 @@
                 <w:i/>
                 <w:iCs/>
               </w:rPr>
-              <w:t xml:space="preserve">[-4.728, -0.53]</w:t>
+              <w:t xml:space="preserve">[-4.601, -0.43]</w:t>
             </w:r>
           </w:p>
         </w:tc>
@@ -16984,7 +16989,7 @@
               <w:pStyle w:val="Compact"/>
             </w:pPr>
             <w:r>
-              <w:t xml:space="preserve">_0.998***_</w:t>
+              <w:t xml:space="preserve">_0.996***_</w:t>
             </w:r>
           </w:p>
         </w:tc>
@@ -17046,7 +17051,7 @@
               <w:pStyle w:val="Compact"/>
             </w:pPr>
             <w:r>
-              <w:t xml:space="preserve">-2.049</w:t>
+              <w:t xml:space="preserve">-2.068</w:t>
             </w:r>
           </w:p>
         </w:tc>
@@ -17135,7 +17140,7 @@
                 <w:i/>
                 <w:iCs/>
               </w:rPr>
-              <w:t xml:space="preserve">[-4.565, -0.307]</w:t>
+              <w:t xml:space="preserve">[-4.49, -0.274]</w:t>
             </w:r>
           </w:p>
         </w:tc>
@@ -17231,7 +17236,7 @@
               <w:pStyle w:val="Compact"/>
             </w:pPr>
             <w:r>
-              <w:t xml:space="preserve">_0.991**_</w:t>
+              <w:t xml:space="preserve">_0.990**_</w:t>
             </w:r>
           </w:p>
         </w:tc>
@@ -17293,7 +17298,7 @@
               <w:pStyle w:val="Compact"/>
             </w:pPr>
             <w:r>
-              <w:t xml:space="preserve">0.210</w:t>
+              <w:t xml:space="preserve">0.199</w:t>
             </w:r>
           </w:p>
         </w:tc>
@@ -17382,7 +17387,7 @@
                 <w:i/>
                 <w:iCs/>
               </w:rPr>
-              <w:t xml:space="preserve">[-6.586, 5.711]</w:t>
+              <w:t xml:space="preserve">[-6.954, 5.656]</w:t>
             </w:r>
           </w:p>
         </w:tc>
@@ -17482,7 +17487,7 @@
                 <w:i/>
                 <w:iCs/>
               </w:rPr>
-              <w:t xml:space="preserve">0.559</w:t>
+              <w:t xml:space="preserve">0.565</w:t>
             </w:r>
           </w:p>
         </w:tc>
@@ -17569,7 +17574,7 @@
         <w:pStyle w:val="Caption"/>
       </w:pPr>
       <w:r>
-        <w:t xml:space="preserve">The plots show 100 posterior predicted distributions with the label yrep (light blue), the distribution of accuracy as function of fluency in dark blue for regular regression (A) , beta regression (B), ZIB (C) and ZOIB (D).</w:t>
+        <w:t xml:space="preserve">Posterior predictive checks of accuracy distributions by fluency for each model (LM, Beta, ZIB, ZOIB). Observed data are shown as histograms, with median predicted densities (solid lines) and 95% credible intervals (shaded ribbons) overlaid.</w:t>
       </w:r>
     </w:p>
     <w:p>
@@ -17640,7 +17645,35 @@
           <w:b/>
           <w:bCs/>
         </w:rPr>
-        <w:t xml:space="preserve">In Case Study 1, our accuracy measure contained both zeros and ones; however, there was only a single one in the dataset. To more clearly demonstrate boundary value handling, we use example data that contains multiple zeros and ones. In the same paper, @wilford2020 also had participants provide metamemory judgments for each video using judgments of learning (JOLs). Metamemory judgments are judgments about future memory performance (i.e., how likely one is to remember a stimulus on a future memory test). JOLs require participants to rate an item on a scale from 0 to 100, where 0 indicates the item will not be remembered and 100 indicates they will definitely remember it. JOLs are widely used in the learning and memory literature</w:t>
+        <w:t xml:space="preserve">In Case Study 1, our accuracy measure contained both zeros and ones; however, there was only a single one in the dataset. To more clearly demonstrate boundary value handling, we use example data that contains multiple zeros and ones. In the same paper,</w:t>
+      </w:r>
+      <w:r>
+        <w:rPr>
+          <w:b/>
+          <w:bCs/>
+        </w:rPr>
+        <w:t xml:space="preserve"> </w:t>
+      </w:r>
+      <w:r>
+        <w:rPr>
+          <w:b/>
+          <w:bCs/>
+        </w:rPr>
+        <w:t xml:space="preserve">Wilford et al. (2020)</w:t>
+      </w:r>
+      <w:r>
+        <w:rPr>
+          <w:b/>
+          <w:bCs/>
+        </w:rPr>
+        <w:t xml:space="preserve"> </w:t>
+      </w:r>
+      <w:r>
+        <w:rPr>
+          <w:b/>
+          <w:bCs/>
+        </w:rPr>
+        <w:t xml:space="preserve">also had participants provide metamemory judgments for each video using judgments of learning (JOLs). Metamemory judgments are judgments about future memory performance (i.e., how likely one is to remember a stimulus on a future memory test). JOLs require participants to rate an item on a scale from 0 to 100, where 0 indicates the item will not be remembered and 100 indicates they will definitely remember it. JOLs are widely used in the learning and memory literature</w:t>
       </w:r>
       <w:r>
         <w:rPr>
@@ -17748,14 +17781,14 @@
     <w:tbl>
       <w:tblPr>
         <w:tblStyle w:val="Table"/>
-        <w:tblW w:type="pct" w:w="2222"/>
+        <w:tblW w:type="pct" w:w="2292"/>
         <w:tblLayout w:type="fixed"/>
         <w:tblLook w:firstRow="1" w:lastRow="0" w:firstColumn="0" w:lastColumn="0" w:noHBand="0" w:noVBand="0" w:val="0020"/>
       </w:tblPr>
       <w:tblGrid>
         <w:gridCol w:w="1540"/>
         <w:gridCol w:w="1320"/>
-        <w:gridCol w:w="660"/>
+        <w:gridCol w:w="770"/>
       </w:tblGrid>
       <w:tr>
         <w:trPr>
@@ -17803,29 +17836,29 @@
               <w:pStyle w:val="Compact"/>
             </w:pPr>
             <w:r>
-              <w:t xml:space="preserve">11</w:t>
-            </w:r>
-          </w:p>
-        </w:tc>
-        <w:tc>
-          <w:tcPr/>
-          <w:p>
-            <w:pPr>
-              <w:pStyle w:val="Compact"/>
-            </w:pPr>
-            <w:r>
-              <w:t xml:space="preserve">Disfluent</w:t>
-            </w:r>
-          </w:p>
-        </w:tc>
-        <w:tc>
-          <w:tcPr/>
-          <w:p>
-            <w:pPr>
-              <w:pStyle w:val="Compact"/>
-            </w:pPr>
-            <w:r>
-              <w:t xml:space="preserve">0.1</w:t>
+              <w:t xml:space="preserve">92</w:t>
+            </w:r>
+          </w:p>
+        </w:tc>
+        <w:tc>
+          <w:tcPr/>
+          <w:p>
+            <w:pPr>
+              <w:pStyle w:val="Compact"/>
+            </w:pPr>
+            <w:r>
+              <w:t xml:space="preserve">Fluent</w:t>
+            </w:r>
+          </w:p>
+        </w:tc>
+        <w:tc>
+          <w:tcPr/>
+          <w:p>
+            <w:pPr>
+              <w:pStyle w:val="Compact"/>
+            </w:pPr>
+            <w:r>
+              <w:t xml:space="preserve">0.61</w:t>
             </w:r>
           </w:p>
         </w:tc>
@@ -17838,29 +17871,29 @@
               <w:pStyle w:val="Compact"/>
             </w:pPr>
             <w:r>
-              <w:t xml:space="preserve">59</w:t>
-            </w:r>
-          </w:p>
-        </w:tc>
-        <w:tc>
-          <w:tcPr/>
-          <w:p>
-            <w:pPr>
-              <w:pStyle w:val="Compact"/>
-            </w:pPr>
-            <w:r>
-              <w:t xml:space="preserve">Fluent</w:t>
-            </w:r>
-          </w:p>
-        </w:tc>
-        <w:tc>
-          <w:tcPr/>
-          <w:p>
-            <w:pPr>
-              <w:pStyle w:val="Compact"/>
-            </w:pPr>
-            <w:r>
-              <w:t xml:space="preserve">0.6</w:t>
+              <w:t xml:space="preserve">52</w:t>
+            </w:r>
+          </w:p>
+        </w:tc>
+        <w:tc>
+          <w:tcPr/>
+          <w:p>
+            <w:pPr>
+              <w:pStyle w:val="Compact"/>
+            </w:pPr>
+            <w:r>
+              <w:t xml:space="preserve">Disfluent</w:t>
+            </w:r>
+          </w:p>
+        </w:tc>
+        <w:tc>
+          <w:tcPr/>
+          <w:p>
+            <w:pPr>
+              <w:pStyle w:val="Compact"/>
+            </w:pPr>
+            <w:r>
+              <w:t xml:space="preserve">0.50</w:t>
             </w:r>
           </w:p>
         </w:tc>
@@ -17873,7 +17906,7 @@
               <w:pStyle w:val="Compact"/>
             </w:pPr>
             <w:r>
-              <w:t xml:space="preserve">14</w:t>
+              <w:t xml:space="preserve">82</w:t>
             </w:r>
           </w:p>
         </w:tc>
@@ -17895,7 +17928,7 @@
               <w:pStyle w:val="Compact"/>
             </w:pPr>
             <w:r>
-              <w:t xml:space="preserve">0.1</w:t>
+              <w:t xml:space="preserve">0.00</w:t>
             </w:r>
           </w:p>
         </w:tc>
@@ -17908,29 +17941,29 @@
               <w:pStyle w:val="Compact"/>
             </w:pPr>
             <w:r>
-              <w:t xml:space="preserve">122</w:t>
-            </w:r>
-          </w:p>
-        </w:tc>
-        <w:tc>
-          <w:tcPr/>
-          <w:p>
-            <w:pPr>
-              <w:pStyle w:val="Compact"/>
-            </w:pPr>
-            <w:r>
-              <w:t xml:space="preserve">Disfluent</w:t>
-            </w:r>
-          </w:p>
-        </w:tc>
-        <w:tc>
-          <w:tcPr/>
-          <w:p>
-            <w:pPr>
-              <w:pStyle w:val="Compact"/>
-            </w:pPr>
-            <w:r>
-              <w:t xml:space="preserve">0.2</w:t>
+              <w:t xml:space="preserve">133</w:t>
+            </w:r>
+          </w:p>
+        </w:tc>
+        <w:tc>
+          <w:tcPr/>
+          <w:p>
+            <w:pPr>
+              <w:pStyle w:val="Compact"/>
+            </w:pPr>
+            <w:r>
+              <w:t xml:space="preserve">Fluent</w:t>
+            </w:r>
+          </w:p>
+        </w:tc>
+        <w:tc>
+          <w:tcPr/>
+          <w:p>
+            <w:pPr>
+              <w:pStyle w:val="Compact"/>
+            </w:pPr>
+            <w:r>
+              <w:t xml:space="preserve">0.08</w:t>
             </w:r>
           </w:p>
         </w:tc>
@@ -18571,13 +18604,13 @@
     <w:tbl>
       <w:tblPr>
         <w:tblStyle w:val="Table"/>
-        <w:tblW w:type="pct" w:w="3681"/>
+        <w:tblW w:type="pct" w:w="3750"/>
         <w:tblLayout w:type="fixed"/>
         <w:tblLook w:firstRow="1" w:lastRow="0" w:firstColumn="0" w:lastColumn="0" w:noHBand="0" w:noVBand="0" w:val="0020"/>
       </w:tblPr>
       <w:tblGrid>
         <w:gridCol w:w="2310"/>
-        <w:gridCol w:w="770"/>
+        <w:gridCol w:w="880"/>
         <w:gridCol w:w="1870"/>
         <w:gridCol w:w="880"/>
       </w:tblGrid>
@@ -18649,29 +18682,29 @@
               <w:pStyle w:val="Compact"/>
             </w:pPr>
             <w:r>
-              <w:t xml:space="preserve">0.12</w:t>
-            </w:r>
-          </w:p>
-        </w:tc>
-        <w:tc>
-          <w:tcPr/>
-          <w:p>
-            <w:pPr>
-              <w:pStyle w:val="Compact"/>
-            </w:pPr>
-            <w:r>
-              <w:t xml:space="preserve">[0.035, 0.203]</w:t>
-            </w:r>
-          </w:p>
-        </w:tc>
-        <w:tc>
-          <w:tcPr/>
-          <w:p>
-            <w:pPr>
-              <w:pStyle w:val="Compact"/>
-            </w:pPr>
-            <w:r>
-              <w:t xml:space="preserve">0.998</w:t>
+              <w:t xml:space="preserve">0.119</w:t>
+            </w:r>
+          </w:p>
+        </w:tc>
+        <w:tc>
+          <w:tcPr/>
+          <w:p>
+            <w:pPr>
+              <w:pStyle w:val="Compact"/>
+            </w:pPr>
+            <w:r>
+              <w:t xml:space="preserve">[0.033, 0.204]</w:t>
+            </w:r>
+          </w:p>
+        </w:tc>
+        <w:tc>
+          <w:tcPr/>
+          <w:p>
+            <w:pPr>
+              <w:pStyle w:val="Compact"/>
+            </w:pPr>
+            <w:r>
+              <w:t xml:space="preserve">0.996</w:t>
             </w:r>
           </w:p>
         </w:tc>
@@ -27197,7 +27230,15 @@
         <w:t xml:space="preserve"> </w:t>
       </w:r>
       <w:r>
-        <w:t xml:space="preserve">is a recently developed approach that also handles boundary values (0s and 1s) natively, and is fit with the</w:t>
+        <w:t xml:space="preserve">is a recently developed approach that also handles boundary values (0s and 1s) natively, and is fit</w:t>
+      </w:r>
+    </w:p>
+    <w:p>
+      <w:pPr>
+        <w:pStyle w:val="BodyText"/>
+      </w:pPr>
+      <w:r>
+        <w:t xml:space="preserve">with the</w:t>
       </w:r>
       <w:r>
         <w:t xml:space="preserve"> </w:t>
